--- a/assets/templates/docx/contract_ukaby_30_35_35.docx
+++ b/assets/templates/docx/contract_ukaby_30_35_35.docx
@@ -8616,8 +8616,6 @@
               <w:pStyle w:val="NoSpacing"/>
               <w:ind w:firstLine="190"/>
               <w:rPr>
-                <w:b/>
-                <w:bCs/>
                 <w:lang w:val="ru-KZ"/>
               </w:rPr>
             </w:pPr>
@@ -8627,19 +8625,14 @@
                 <w:bCs/>
                 <w:lang w:val="ru-KZ"/>
               </w:rPr>
-              <w:t>Ф.И.О. / Т.А.Ә.: {{CLIENT_FULL_NAME}}</w:t>
-            </w:r>
-          </w:p>
-          <w:p>
-            <w:pPr>
-              <w:pStyle w:val="NoSpacing"/>
-              <w:ind w:firstLine="190"/>
-              <w:rPr>
-                <w:b/>
-                <w:bCs/>
+              <w:t xml:space="preserve">Ф.И.О. / Т.А.Ә.: </w:t>
+            </w:r>
+            <w:r>
+              <w:rPr>
                 <w:lang w:val="ru-KZ"/>
               </w:rPr>
-            </w:pPr>
+              <w:t>{{CLIENT_FULL_NAME}}</w:t>
+            </w:r>
           </w:p>
           <w:p>
             <w:pPr>
@@ -8651,44 +8644,42 @@
                 <w:lang w:val="ru-KZ"/>
               </w:rPr>
             </w:pPr>
-            <w:r>
+          </w:p>
+          <w:p>
+            <w:pPr>
+              <w:pStyle w:val="NoSpacing"/>
+              <w:ind w:firstLine="190"/>
               <w:rPr>
                 <w:b/>
                 <w:bCs/>
                 <w:lang w:val="ru-KZ"/>
               </w:rPr>
-              <w:t>ИИН / ЖСН: {{CLIENT_IIN}}</w:t>
-            </w:r>
-          </w:p>
-          <w:p>
-            <w:pPr>
-              <w:pStyle w:val="NoSpacing"/>
-              <w:ind w:firstLine="190"/>
+            </w:pPr>
+            <w:r>
               <w:rPr>
                 <w:b/>
                 <w:bCs/>
                 <w:lang w:val="ru-KZ"/>
               </w:rPr>
-            </w:pPr>
-          </w:p>
-          <w:p>
-            <w:pPr>
-              <w:pStyle w:val="NoSpacing"/>
-              <w:ind w:firstLine="190"/>
-              <w:rPr>
-                <w:b/>
-                <w:bCs/>
+              <w:t xml:space="preserve">ИИН / ЖСН: </w:t>
+            </w:r>
+            <w:r>
+              <w:rPr>
                 <w:lang w:val="ru-KZ"/>
               </w:rPr>
-            </w:pPr>
-            <w:r>
+              <w:t>{{CLIENT_IIN}}</w:t>
+            </w:r>
+          </w:p>
+          <w:p>
+            <w:pPr>
+              <w:pStyle w:val="NoSpacing"/>
+              <w:ind w:firstLine="190"/>
               <w:rPr>
                 <w:b/>
                 <w:bCs/>
                 <w:lang w:val="ru-KZ"/>
               </w:rPr>
-              <w:t>Адрес / Мекенжайы: {{CLIENT_ADDRESS}}</w:t>
-            </w:r>
+            </w:pPr>
           </w:p>
           <w:p>
             <w:pPr>
@@ -8700,24 +8691,19 @@
                 <w:lang w:val="ru-KZ"/>
               </w:rPr>
             </w:pPr>
-          </w:p>
-          <w:p>
-            <w:pPr>
-              <w:pStyle w:val="NoSpacing"/>
-              <w:ind w:firstLine="190"/>
+            <w:r>
               <w:rPr>
                 <w:b/>
                 <w:bCs/>
                 <w:lang w:val="ru-KZ"/>
               </w:rPr>
-            </w:pPr>
-            <w:r>
-              <w:rPr>
-                <w:b/>
-                <w:bCs/>
+              <w:t xml:space="preserve">Адрес / Мекенжайы: </w:t>
+            </w:r>
+            <w:r>
+              <w:rPr>
                 <w:lang w:val="ru-KZ"/>
               </w:rPr>
-              <w:t>Э-мейл: {{CLIENT_EMAIL}}</w:t>
+              <w:t>{{CLIENT_ADDRESS}}</w:t>
             </w:r>
           </w:p>
           <w:p>
@@ -8747,7 +8733,49 @@
                 <w:bCs/>
                 <w:lang w:val="ru-KZ"/>
               </w:rPr>
-              <w:t>Телефон: {{CLIENT_PHONE}}</w:t>
+              <w:t xml:space="preserve">Э-мейл: </w:t>
+            </w:r>
+            <w:r>
+              <w:rPr>
+                <w:lang w:val="ru-KZ"/>
+              </w:rPr>
+              <w:t>{{CLIENT_EMAIL}}</w:t>
+            </w:r>
+          </w:p>
+          <w:p>
+            <w:pPr>
+              <w:pStyle w:val="NoSpacing"/>
+              <w:ind w:firstLine="190"/>
+              <w:rPr>
+                <w:b/>
+                <w:bCs/>
+                <w:lang w:val="ru-KZ"/>
+              </w:rPr>
+            </w:pPr>
+          </w:p>
+          <w:p>
+            <w:pPr>
+              <w:pStyle w:val="NoSpacing"/>
+              <w:ind w:firstLine="190"/>
+              <w:rPr>
+                <w:b/>
+                <w:bCs/>
+                <w:lang w:val="ru-KZ"/>
+              </w:rPr>
+            </w:pPr>
+            <w:r>
+              <w:rPr>
+                <w:b/>
+                <w:bCs/>
+                <w:lang w:val="ru-KZ"/>
+              </w:rPr>
+              <w:t xml:space="preserve">Телефон: </w:t>
+            </w:r>
+            <w:r>
+              <w:rPr>
+                <w:lang w:val="ru-KZ"/>
+              </w:rPr>
+              <w:t>{{CLIENT_PHONE}}</w:t>
             </w:r>
           </w:p>
           <w:p>
@@ -10917,78 +10945,22 @@
             <w:pPr>
               <w:pStyle w:val="NoSpacing"/>
               <w:rPr>
-                <w:lang w:val="en-US"/>
-              </w:rPr>
-            </w:pPr>
-          </w:p>
-          <w:p>
-            <w:pPr>
-              <w:pStyle w:val="NoSpacing"/>
-              <w:rPr>
-                <w:lang w:val="en-US"/>
-              </w:rPr>
-            </w:pPr>
-            <w:r>
-              <w:rPr>
-                <w:lang w:val="en-US"/>
-              </w:rPr>
-              <w:t>{{</w:t>
-            </w:r>
-            <w:r>
-              <w:rPr>
-                <w:lang w:val="en-US"/>
-              </w:rPr>
-              <w:t>CLIENT</w:t>
-            </w:r>
-            <w:r>
-              <w:rPr>
-                <w:lang w:val="en-US"/>
-              </w:rPr>
-              <w:t>_</w:t>
-            </w:r>
-            <w:r>
-              <w:rPr>
-                <w:lang w:val="en-US"/>
-              </w:rPr>
-              <w:t>LAST</w:t>
-            </w:r>
-            <w:r>
-              <w:rPr>
-                <w:lang w:val="en-US"/>
-              </w:rPr>
-              <w:t>_</w:t>
-            </w:r>
-            <w:r>
-              <w:rPr>
-                <w:lang w:val="en-US"/>
-              </w:rPr>
-              <w:t>NAME</w:t>
-            </w:r>
-            <w:r>
-              <w:rPr>
-                <w:lang w:val="en-US"/>
-              </w:rPr>
-              <w:t>_</w:t>
-            </w:r>
-            <w:r>
-              <w:rPr>
-                <w:lang w:val="en-US"/>
-              </w:rPr>
-              <w:t>INITIALS</w:t>
-            </w:r>
-            <w:proofErr w:type="gramStart"/>
-            <w:r>
-              <w:rPr>
-                <w:lang w:val="en-US"/>
-              </w:rPr>
-              <w:t>}}  _</w:t>
-            </w:r>
-            <w:proofErr w:type="gramEnd"/>
-            <w:r>
-              <w:rPr>
-                <w:lang w:val="en-US"/>
-              </w:rPr>
-              <w:t>_______________</w:t>
+                <w:lang w:val="ru-KZ"/>
+              </w:rPr>
+            </w:pPr>
+          </w:p>
+          <w:p>
+            <w:pPr>
+              <w:pStyle w:val="NoSpacing"/>
+              <w:rPr>
+                <w:lang w:val="ru-KZ"/>
+              </w:rPr>
+            </w:pPr>
+            <w:r>
+              <w:rPr>
+                <w:lang w:val="ru-KZ"/>
+              </w:rPr>
+              <w:t>{{CLIENT_LAST_NAME_INITIALS}}  ________________</w:t>
             </w:r>
           </w:p>
           <w:p>
@@ -10999,14 +10971,15 @@
                 <w:rFonts w:ascii="Times New Roman" w:hAnsi="Times New Roman" w:cs="Times New Roman"/>
                 <w:sz w:val="18"/>
                 <w:szCs w:val="18"/>
-                <w:lang w:val="ru-RU"/>
-              </w:rPr>
-            </w:pPr>
-            <w:r>
-              <w:rPr>
-                <w:rFonts w:ascii="Times New Roman" w:hAnsi="Times New Roman" w:cs="Times New Roman"/>
-                <w:sz w:val="18"/>
-                <w:szCs w:val="18"/>
+                <w:lang w:val="ru-KZ"/>
+              </w:rPr>
+            </w:pPr>
+            <w:r>
+              <w:rPr>
+                <w:rFonts w:ascii="Times New Roman" w:hAnsi="Times New Roman" w:cs="Times New Roman"/>
+                <w:sz w:val="18"/>
+                <w:szCs w:val="18"/>
+                <w:lang w:val="ru-KZ"/>
               </w:rPr>
               <w:t xml:space="preserve">          </w:t>
             </w:r>
@@ -11016,9 +10989,9 @@
                 <w:sz w:val="12"/>
                 <w:szCs w:val="12"/>
                 <w:vertAlign w:val="superscript"/>
-                <w:lang w:val="ru-RU"/>
-              </w:rPr>
-              <w:t>(</w:t>
+                <w:lang w:val="ru-KZ"/>
+              </w:rPr>
+              <w:t xml:space="preserve">(фамилия и инициалы / тегі және аты-жөнінің бас әріптері) </w:t>
             </w:r>
             <w:r>
               <w:rPr>
@@ -11026,237 +10999,23 @@
                 <w:sz w:val="12"/>
                 <w:szCs w:val="12"/>
                 <w:vertAlign w:val="superscript"/>
-                <w:lang w:val="ru-RU"/>
-              </w:rPr>
-              <w:t>фамилия</w:t>
-            </w:r>
-            <w:r>
-              <w:rPr>
-                <w:rFonts w:ascii="Times New Roman" w:hAnsi="Times New Roman" w:cs="Times New Roman"/>
-                <w:sz w:val="12"/>
-                <w:szCs w:val="12"/>
-                <w:vertAlign w:val="superscript"/>
-                <w:lang w:val="ru-RU"/>
-              </w:rPr>
-              <w:t xml:space="preserve"> </w:t>
-            </w:r>
-            <w:r>
-              <w:rPr>
-                <w:rFonts w:ascii="Times New Roman" w:hAnsi="Times New Roman" w:cs="Times New Roman"/>
-                <w:sz w:val="12"/>
-                <w:szCs w:val="12"/>
-                <w:vertAlign w:val="superscript"/>
-                <w:lang w:val="ru-RU"/>
-              </w:rPr>
-              <w:t>и</w:t>
-            </w:r>
-            <w:r>
-              <w:rPr>
-                <w:rFonts w:ascii="Times New Roman" w:hAnsi="Times New Roman" w:cs="Times New Roman"/>
-                <w:sz w:val="12"/>
-                <w:szCs w:val="12"/>
-                <w:vertAlign w:val="superscript"/>
-                <w:lang w:val="ru-RU"/>
-              </w:rPr>
-              <w:t xml:space="preserve"> </w:t>
-            </w:r>
-            <w:r>
-              <w:rPr>
-                <w:rFonts w:ascii="Times New Roman" w:hAnsi="Times New Roman" w:cs="Times New Roman"/>
-                <w:sz w:val="12"/>
-                <w:szCs w:val="12"/>
-                <w:vertAlign w:val="superscript"/>
-                <w:lang w:val="ru-RU"/>
-              </w:rPr>
-              <w:t>инициалы</w:t>
-            </w:r>
-            <w:r>
-              <w:rPr>
-                <w:rFonts w:ascii="Times New Roman" w:hAnsi="Times New Roman" w:cs="Times New Roman"/>
-                <w:sz w:val="12"/>
-                <w:szCs w:val="12"/>
-                <w:vertAlign w:val="superscript"/>
-                <w:lang w:val="ru-RU"/>
-              </w:rPr>
-              <w:t xml:space="preserve"> / </w:t>
-            </w:r>
-            <w:r>
-              <w:rPr>
-                <w:rFonts w:ascii="Times New Roman" w:hAnsi="Times New Roman" w:cs="Times New Roman"/>
-                <w:sz w:val="12"/>
-                <w:szCs w:val="12"/>
-                <w:vertAlign w:val="superscript"/>
-                <w:lang w:val="ru-RU"/>
-              </w:rPr>
-              <w:t>тегі</w:t>
-            </w:r>
-            <w:r>
-              <w:rPr>
-                <w:rFonts w:ascii="Times New Roman" w:hAnsi="Times New Roman" w:cs="Times New Roman"/>
-                <w:sz w:val="12"/>
-                <w:szCs w:val="12"/>
-                <w:vertAlign w:val="superscript"/>
-                <w:lang w:val="ru-RU"/>
-              </w:rPr>
-              <w:t xml:space="preserve"> </w:t>
-            </w:r>
-            <w:r>
-              <w:rPr>
-                <w:rFonts w:ascii="Times New Roman" w:hAnsi="Times New Roman" w:cs="Times New Roman"/>
-                <w:sz w:val="12"/>
-                <w:szCs w:val="12"/>
-                <w:vertAlign w:val="superscript"/>
-                <w:lang w:val="ru-RU"/>
-              </w:rPr>
-              <w:t>және</w:t>
-            </w:r>
-            <w:r>
-              <w:rPr>
-                <w:rFonts w:ascii="Times New Roman" w:hAnsi="Times New Roman" w:cs="Times New Roman"/>
-                <w:sz w:val="12"/>
-                <w:szCs w:val="12"/>
-                <w:vertAlign w:val="superscript"/>
-                <w:lang w:val="ru-RU"/>
-              </w:rPr>
-              <w:t xml:space="preserve"> </w:t>
-            </w:r>
-            <w:r>
-              <w:rPr>
-                <w:rFonts w:ascii="Times New Roman" w:hAnsi="Times New Roman" w:cs="Times New Roman"/>
-                <w:sz w:val="12"/>
-                <w:szCs w:val="12"/>
-                <w:vertAlign w:val="superscript"/>
-                <w:lang w:val="ru-RU"/>
-              </w:rPr>
-              <w:t>аты</w:t>
-            </w:r>
-            <w:r>
-              <w:rPr>
-                <w:rFonts w:ascii="Times New Roman" w:hAnsi="Times New Roman" w:cs="Times New Roman"/>
-                <w:sz w:val="12"/>
-                <w:szCs w:val="12"/>
-                <w:vertAlign w:val="superscript"/>
-                <w:lang w:val="ru-RU"/>
-              </w:rPr>
-              <w:t>-</w:t>
-            </w:r>
-            <w:r>
-              <w:rPr>
-                <w:rFonts w:ascii="Times New Roman" w:hAnsi="Times New Roman" w:cs="Times New Roman"/>
-                <w:sz w:val="12"/>
-                <w:szCs w:val="12"/>
-                <w:vertAlign w:val="superscript"/>
-                <w:lang w:val="ru-RU"/>
-              </w:rPr>
-              <w:t>жөнінің</w:t>
-            </w:r>
-            <w:r>
-              <w:rPr>
-                <w:rFonts w:ascii="Times New Roman" w:hAnsi="Times New Roman" w:cs="Times New Roman"/>
-                <w:sz w:val="12"/>
-                <w:szCs w:val="12"/>
-                <w:vertAlign w:val="superscript"/>
-                <w:lang w:val="ru-RU"/>
-              </w:rPr>
-              <w:t xml:space="preserve"> </w:t>
-            </w:r>
-            <w:r>
-              <w:rPr>
-                <w:rFonts w:ascii="Times New Roman" w:hAnsi="Times New Roman" w:cs="Times New Roman"/>
-                <w:sz w:val="12"/>
-                <w:szCs w:val="12"/>
-                <w:vertAlign w:val="superscript"/>
-                <w:lang w:val="ru-RU"/>
-              </w:rPr>
-              <w:t>бас</w:t>
-            </w:r>
-            <w:r>
-              <w:rPr>
-                <w:rFonts w:ascii="Times New Roman" w:hAnsi="Times New Roman" w:cs="Times New Roman"/>
-                <w:sz w:val="12"/>
-                <w:szCs w:val="12"/>
-                <w:vertAlign w:val="superscript"/>
-                <w:lang w:val="ru-RU"/>
-              </w:rPr>
-              <w:t xml:space="preserve"> </w:t>
-            </w:r>
-            <w:r>
-              <w:rPr>
-                <w:rFonts w:ascii="Times New Roman" w:hAnsi="Times New Roman" w:cs="Times New Roman"/>
-                <w:sz w:val="12"/>
-                <w:szCs w:val="12"/>
-                <w:vertAlign w:val="superscript"/>
-                <w:lang w:val="ru-RU"/>
-              </w:rPr>
-              <w:t>әріптері</w:t>
-            </w:r>
-            <w:r>
-              <w:rPr>
-                <w:rFonts w:ascii="Times New Roman" w:hAnsi="Times New Roman" w:cs="Times New Roman"/>
-                <w:sz w:val="12"/>
-                <w:szCs w:val="12"/>
-                <w:vertAlign w:val="superscript"/>
-                <w:lang w:val="ru-RU"/>
-              </w:rPr>
-              <w:t xml:space="preserve">) </w:t>
-            </w:r>
-            <w:r>
-              <w:rPr>
-                <w:rFonts w:ascii="Times New Roman" w:hAnsi="Times New Roman" w:cs="Times New Roman"/>
-                <w:sz w:val="12"/>
-                <w:szCs w:val="12"/>
-                <w:vertAlign w:val="superscript"/>
-                <w:lang w:val="ru-RU"/>
+                <w:lang w:val="ru-KZ"/>
               </w:rPr>
               <w:tab/>
-              <w:t xml:space="preserve">                                  (</w:t>
-            </w:r>
-            <w:r>
-              <w:rPr>
-                <w:rFonts w:ascii="Times New Roman" w:hAnsi="Times New Roman" w:cs="Times New Roman"/>
-                <w:sz w:val="12"/>
-                <w:szCs w:val="12"/>
-                <w:vertAlign w:val="superscript"/>
-                <w:lang w:val="ru-RU"/>
-              </w:rPr>
-              <w:t>подпись</w:t>
-            </w:r>
-            <w:r>
-              <w:rPr>
-                <w:rFonts w:ascii="Times New Roman" w:hAnsi="Times New Roman" w:cs="Times New Roman"/>
-                <w:sz w:val="12"/>
-                <w:szCs w:val="12"/>
-                <w:vertAlign w:val="superscript"/>
-                <w:lang w:val="ru-RU"/>
-              </w:rPr>
-              <w:t xml:space="preserve"> / </w:t>
-            </w:r>
-            <w:r>
-              <w:rPr>
-                <w:rFonts w:ascii="Times New Roman" w:hAnsi="Times New Roman" w:cs="Times New Roman"/>
-                <w:sz w:val="12"/>
-                <w:szCs w:val="12"/>
-                <w:vertAlign w:val="superscript"/>
-                <w:lang w:val="ru-RU"/>
-              </w:rPr>
-              <w:t>қолы</w:t>
-            </w:r>
-            <w:r>
-              <w:rPr>
-                <w:rFonts w:ascii="Times New Roman" w:hAnsi="Times New Roman" w:cs="Times New Roman"/>
-                <w:sz w:val="12"/>
-                <w:szCs w:val="12"/>
-                <w:vertAlign w:val="superscript"/>
-                <w:lang w:val="ru-RU"/>
-              </w:rPr>
-              <w:t>)</w:t>
-            </w:r>
-          </w:p>
-          <w:p>
-            <w:pPr>
-              <w:pStyle w:val="NoSpacing"/>
-            </w:pPr>
-            <w:r>
+              <w:t xml:space="preserve">                                  (подпись / қолы)</w:t>
+            </w:r>
+          </w:p>
+          <w:p>
+            <w:pPr>
+              <w:pStyle w:val="NoSpacing"/>
+              <w:rPr>
+                <w:lang w:val="ru-KZ"/>
+              </w:rPr>
+            </w:pPr>
+            <w:r>
+              <w:rPr>
+                <w:lang w:val="ru-KZ"/>
+              </w:rPr>
               <w:t xml:space="preserve"> </w:t>
             </w:r>
           </w:p>
@@ -12864,78 +12623,22 @@
             <w:pPr>
               <w:pStyle w:val="NoSpacing"/>
               <w:rPr>
-                <w:lang w:val="en-US"/>
-              </w:rPr>
-            </w:pPr>
-          </w:p>
-          <w:p>
-            <w:pPr>
-              <w:pStyle w:val="NoSpacing"/>
-              <w:rPr>
-                <w:lang w:val="en-US"/>
-              </w:rPr>
-            </w:pPr>
-            <w:r>
-              <w:rPr>
-                <w:lang w:val="en-US"/>
-              </w:rPr>
-              <w:t>{{</w:t>
-            </w:r>
-            <w:r>
-              <w:rPr>
-                <w:lang w:val="en-US"/>
-              </w:rPr>
-              <w:t>CLIENT</w:t>
-            </w:r>
-            <w:r>
-              <w:rPr>
-                <w:lang w:val="en-US"/>
-              </w:rPr>
-              <w:t>_</w:t>
-            </w:r>
-            <w:r>
-              <w:rPr>
-                <w:lang w:val="en-US"/>
-              </w:rPr>
-              <w:t>LAST</w:t>
-            </w:r>
-            <w:r>
-              <w:rPr>
-                <w:lang w:val="en-US"/>
-              </w:rPr>
-              <w:t>_</w:t>
-            </w:r>
-            <w:r>
-              <w:rPr>
-                <w:lang w:val="en-US"/>
-              </w:rPr>
-              <w:t>NAME</w:t>
-            </w:r>
-            <w:r>
-              <w:rPr>
-                <w:lang w:val="en-US"/>
-              </w:rPr>
-              <w:t>_</w:t>
-            </w:r>
-            <w:r>
-              <w:rPr>
-                <w:lang w:val="en-US"/>
-              </w:rPr>
-              <w:t>INITIALS</w:t>
-            </w:r>
-            <w:proofErr w:type="gramStart"/>
-            <w:r>
-              <w:rPr>
-                <w:lang w:val="en-US"/>
-              </w:rPr>
-              <w:t>}}  _</w:t>
-            </w:r>
-            <w:proofErr w:type="gramEnd"/>
-            <w:r>
-              <w:rPr>
-                <w:lang w:val="en-US"/>
-              </w:rPr>
-              <w:t>_______________</w:t>
+                <w:lang w:val="ru-KZ"/>
+              </w:rPr>
+            </w:pPr>
+          </w:p>
+          <w:p>
+            <w:pPr>
+              <w:pStyle w:val="NoSpacing"/>
+              <w:rPr>
+                <w:lang w:val="ru-KZ"/>
+              </w:rPr>
+            </w:pPr>
+            <w:r>
+              <w:rPr>
+                <w:lang w:val="ru-KZ"/>
+              </w:rPr>
+              <w:t>{{CLIENT_LAST_NAME_INITIALS}}  ________________</w:t>
             </w:r>
           </w:p>
           <w:p>
@@ -12946,14 +12649,15 @@
                 <w:rFonts w:ascii="Times New Roman" w:hAnsi="Times New Roman" w:cs="Times New Roman"/>
                 <w:sz w:val="18"/>
                 <w:szCs w:val="18"/>
-                <w:lang w:val="ru-RU"/>
-              </w:rPr>
-            </w:pPr>
-            <w:r>
-              <w:rPr>
-                <w:rFonts w:ascii="Times New Roman" w:hAnsi="Times New Roman" w:cs="Times New Roman"/>
-                <w:sz w:val="18"/>
-                <w:szCs w:val="18"/>
+                <w:lang w:val="ru-KZ"/>
+              </w:rPr>
+            </w:pPr>
+            <w:r>
+              <w:rPr>
+                <w:rFonts w:ascii="Times New Roman" w:hAnsi="Times New Roman" w:cs="Times New Roman"/>
+                <w:sz w:val="18"/>
+                <w:szCs w:val="18"/>
+                <w:lang w:val="ru-KZ"/>
               </w:rPr>
               <w:t xml:space="preserve">          </w:t>
             </w:r>
@@ -12963,9 +12667,9 @@
                 <w:sz w:val="12"/>
                 <w:szCs w:val="12"/>
                 <w:vertAlign w:val="superscript"/>
-                <w:lang w:val="ru-RU"/>
-              </w:rPr>
-              <w:t>(</w:t>
+                <w:lang w:val="ru-KZ"/>
+              </w:rPr>
+              <w:t xml:space="preserve">(фамилия и инициалы / тегі және аты-жөнінің бас әріптері) </w:t>
             </w:r>
             <w:r>
               <w:rPr>
@@ -12973,230 +12677,10 @@
                 <w:sz w:val="12"/>
                 <w:szCs w:val="12"/>
                 <w:vertAlign w:val="superscript"/>
-                <w:lang w:val="ru-RU"/>
-              </w:rPr>
-              <w:t>фамилия</w:t>
-            </w:r>
-            <w:r>
-              <w:rPr>
-                <w:rFonts w:ascii="Times New Roman" w:hAnsi="Times New Roman" w:cs="Times New Roman"/>
-                <w:sz w:val="12"/>
-                <w:szCs w:val="12"/>
-                <w:vertAlign w:val="superscript"/>
-                <w:lang w:val="ru-RU"/>
-              </w:rPr>
-              <w:t xml:space="preserve"> </w:t>
-            </w:r>
-            <w:r>
-              <w:rPr>
-                <w:rFonts w:ascii="Times New Roman" w:hAnsi="Times New Roman" w:cs="Times New Roman"/>
-                <w:sz w:val="12"/>
-                <w:szCs w:val="12"/>
-                <w:vertAlign w:val="superscript"/>
-                <w:lang w:val="ru-RU"/>
-              </w:rPr>
-              <w:t>и</w:t>
-            </w:r>
-            <w:r>
-              <w:rPr>
-                <w:rFonts w:ascii="Times New Roman" w:hAnsi="Times New Roman" w:cs="Times New Roman"/>
-                <w:sz w:val="12"/>
-                <w:szCs w:val="12"/>
-                <w:vertAlign w:val="superscript"/>
-                <w:lang w:val="ru-RU"/>
-              </w:rPr>
-              <w:t xml:space="preserve"> </w:t>
-            </w:r>
-            <w:r>
-              <w:rPr>
-                <w:rFonts w:ascii="Times New Roman" w:hAnsi="Times New Roman" w:cs="Times New Roman"/>
-                <w:sz w:val="12"/>
-                <w:szCs w:val="12"/>
-                <w:vertAlign w:val="superscript"/>
-                <w:lang w:val="ru-RU"/>
-              </w:rPr>
-              <w:t>инициалы</w:t>
-            </w:r>
-            <w:r>
-              <w:rPr>
-                <w:rFonts w:ascii="Times New Roman" w:hAnsi="Times New Roman" w:cs="Times New Roman"/>
-                <w:sz w:val="12"/>
-                <w:szCs w:val="12"/>
-                <w:vertAlign w:val="superscript"/>
-                <w:lang w:val="ru-RU"/>
-              </w:rPr>
-              <w:t xml:space="preserve"> / </w:t>
-            </w:r>
-            <w:r>
-              <w:rPr>
-                <w:rFonts w:ascii="Times New Roman" w:hAnsi="Times New Roman" w:cs="Times New Roman"/>
-                <w:sz w:val="12"/>
-                <w:szCs w:val="12"/>
-                <w:vertAlign w:val="superscript"/>
-                <w:lang w:val="ru-RU"/>
-              </w:rPr>
-              <w:t>тегі</w:t>
-            </w:r>
-            <w:r>
-              <w:rPr>
-                <w:rFonts w:ascii="Times New Roman" w:hAnsi="Times New Roman" w:cs="Times New Roman"/>
-                <w:sz w:val="12"/>
-                <w:szCs w:val="12"/>
-                <w:vertAlign w:val="superscript"/>
-                <w:lang w:val="ru-RU"/>
-              </w:rPr>
-              <w:t xml:space="preserve"> </w:t>
-            </w:r>
-            <w:r>
-              <w:rPr>
-                <w:rFonts w:ascii="Times New Roman" w:hAnsi="Times New Roman" w:cs="Times New Roman"/>
-                <w:sz w:val="12"/>
-                <w:szCs w:val="12"/>
-                <w:vertAlign w:val="superscript"/>
-                <w:lang w:val="ru-RU"/>
-              </w:rPr>
-              <w:t>және</w:t>
-            </w:r>
-            <w:r>
-              <w:rPr>
-                <w:rFonts w:ascii="Times New Roman" w:hAnsi="Times New Roman" w:cs="Times New Roman"/>
-                <w:sz w:val="12"/>
-                <w:szCs w:val="12"/>
-                <w:vertAlign w:val="superscript"/>
-                <w:lang w:val="ru-RU"/>
-              </w:rPr>
-              <w:t xml:space="preserve"> </w:t>
-            </w:r>
-            <w:r>
-              <w:rPr>
-                <w:rFonts w:ascii="Times New Roman" w:hAnsi="Times New Roman" w:cs="Times New Roman"/>
-                <w:sz w:val="12"/>
-                <w:szCs w:val="12"/>
-                <w:vertAlign w:val="superscript"/>
-                <w:lang w:val="ru-RU"/>
-              </w:rPr>
-              <w:t>аты</w:t>
-            </w:r>
-            <w:r>
-              <w:rPr>
-                <w:rFonts w:ascii="Times New Roman" w:hAnsi="Times New Roman" w:cs="Times New Roman"/>
-                <w:sz w:val="12"/>
-                <w:szCs w:val="12"/>
-                <w:vertAlign w:val="superscript"/>
-                <w:lang w:val="ru-RU"/>
-              </w:rPr>
-              <w:t>-</w:t>
-            </w:r>
-            <w:r>
-              <w:rPr>
-                <w:rFonts w:ascii="Times New Roman" w:hAnsi="Times New Roman" w:cs="Times New Roman"/>
-                <w:sz w:val="12"/>
-                <w:szCs w:val="12"/>
-                <w:vertAlign w:val="superscript"/>
-                <w:lang w:val="ru-RU"/>
-              </w:rPr>
-              <w:t>жөнінің</w:t>
-            </w:r>
-            <w:r>
-              <w:rPr>
-                <w:rFonts w:ascii="Times New Roman" w:hAnsi="Times New Roman" w:cs="Times New Roman"/>
-                <w:sz w:val="12"/>
-                <w:szCs w:val="12"/>
-                <w:vertAlign w:val="superscript"/>
-                <w:lang w:val="ru-RU"/>
-              </w:rPr>
-              <w:t xml:space="preserve"> </w:t>
-            </w:r>
-            <w:r>
-              <w:rPr>
-                <w:rFonts w:ascii="Times New Roman" w:hAnsi="Times New Roman" w:cs="Times New Roman"/>
-                <w:sz w:val="12"/>
-                <w:szCs w:val="12"/>
-                <w:vertAlign w:val="superscript"/>
-                <w:lang w:val="ru-RU"/>
-              </w:rPr>
-              <w:t>бас</w:t>
-            </w:r>
-            <w:r>
-              <w:rPr>
-                <w:rFonts w:ascii="Times New Roman" w:hAnsi="Times New Roman" w:cs="Times New Roman"/>
-                <w:sz w:val="12"/>
-                <w:szCs w:val="12"/>
-                <w:vertAlign w:val="superscript"/>
-                <w:lang w:val="ru-RU"/>
-              </w:rPr>
-              <w:t xml:space="preserve"> </w:t>
-            </w:r>
-            <w:r>
-              <w:rPr>
-                <w:rFonts w:ascii="Times New Roman" w:hAnsi="Times New Roman" w:cs="Times New Roman"/>
-                <w:sz w:val="12"/>
-                <w:szCs w:val="12"/>
-                <w:vertAlign w:val="superscript"/>
-                <w:lang w:val="ru-RU"/>
-              </w:rPr>
-              <w:t>әріптері</w:t>
-            </w:r>
-            <w:r>
-              <w:rPr>
-                <w:rFonts w:ascii="Times New Roman" w:hAnsi="Times New Roman" w:cs="Times New Roman"/>
-                <w:sz w:val="12"/>
-                <w:szCs w:val="12"/>
-                <w:vertAlign w:val="superscript"/>
-                <w:lang w:val="ru-RU"/>
-              </w:rPr>
-              <w:t xml:space="preserve">) </w:t>
-            </w:r>
-            <w:r>
-              <w:rPr>
-                <w:rFonts w:ascii="Times New Roman" w:hAnsi="Times New Roman" w:cs="Times New Roman"/>
-                <w:sz w:val="12"/>
-                <w:szCs w:val="12"/>
-                <w:vertAlign w:val="superscript"/>
-                <w:lang w:val="ru-RU"/>
+                <w:lang w:val="ru-KZ"/>
               </w:rPr>
               <w:tab/>
-              <w:t xml:space="preserve">                                  (</w:t>
-            </w:r>
-            <w:r>
-              <w:rPr>
-                <w:rFonts w:ascii="Times New Roman" w:hAnsi="Times New Roman" w:cs="Times New Roman"/>
-                <w:sz w:val="12"/>
-                <w:szCs w:val="12"/>
-                <w:vertAlign w:val="superscript"/>
-                <w:lang w:val="ru-RU"/>
-              </w:rPr>
-              <w:t>подпись</w:t>
-            </w:r>
-            <w:r>
-              <w:rPr>
-                <w:rFonts w:ascii="Times New Roman" w:hAnsi="Times New Roman" w:cs="Times New Roman"/>
-                <w:sz w:val="12"/>
-                <w:szCs w:val="12"/>
-                <w:vertAlign w:val="superscript"/>
-                <w:lang w:val="ru-RU"/>
-              </w:rPr>
-              <w:t xml:space="preserve"> / </w:t>
-            </w:r>
-            <w:r>
-              <w:rPr>
-                <w:rFonts w:ascii="Times New Roman" w:hAnsi="Times New Roman" w:cs="Times New Roman"/>
-                <w:sz w:val="12"/>
-                <w:szCs w:val="12"/>
-                <w:vertAlign w:val="superscript"/>
-                <w:lang w:val="ru-RU"/>
-              </w:rPr>
-              <w:t>қолы</w:t>
-            </w:r>
-            <w:r>
-              <w:rPr>
-                <w:rFonts w:ascii="Times New Roman" w:hAnsi="Times New Roman" w:cs="Times New Roman"/>
-                <w:sz w:val="12"/>
-                <w:szCs w:val="12"/>
-                <w:vertAlign w:val="superscript"/>
-                <w:lang w:val="ru-RU"/>
-              </w:rPr>
-              <w:t>)</w:t>
+              <w:t xml:space="preserve">                                  (подпись / қолы)</w:t>
             </w:r>
           </w:p>
           <w:p>
@@ -13206,15 +12690,21 @@
                 <w:rFonts w:ascii="Times New Roman" w:hAnsi="Times New Roman" w:cs="Times New Roman"/>
                 <w:sz w:val="18"/>
                 <w:szCs w:val="18"/>
-                <w:lang w:val="ru-RU"/>
-              </w:rPr>
-            </w:pPr>
-          </w:p>
-          <w:p>
-            <w:pPr>
-              <w:pStyle w:val="NoSpacing"/>
-            </w:pPr>
-            <w:r>
+                <w:lang w:val="ru-KZ"/>
+              </w:rPr>
+            </w:pPr>
+          </w:p>
+          <w:p>
+            <w:pPr>
+              <w:pStyle w:val="NoSpacing"/>
+              <w:rPr>
+                <w:lang w:val="ru-KZ"/>
+              </w:rPr>
+            </w:pPr>
+            <w:r>
+              <w:rPr>
+                <w:lang w:val="ru-KZ"/>
+              </w:rPr>
               <w:t xml:space="preserve"> </w:t>
             </w:r>
           </w:p>
@@ -13224,11 +12714,9 @@
     <w:p>
       <w:pPr>
         <w:pStyle w:val="NoSpacing"/>
-      </w:pPr>
-    </w:p>
-    <w:p>
-      <w:pPr>
-        <w:pStyle w:val="NoSpacing"/>
+        <w:rPr>
+          <w:lang w:val="ru-KZ"/>
+        </w:rPr>
       </w:pPr>
     </w:p>
     <w:sectPr>
